--- a/Docs/web_group23.docx
+++ b/Docs/web_group23.docx
@@ -1011,7 +1011,6 @@
           <w:lang w:val="en-US"/>
         </w:rPr>
       </w:pPr>
-      <w:proofErr w:type="spellStart"/>
       <w:proofErr w:type="gramStart"/>
       <w:r>
         <w:rPr>
@@ -1019,9 +1018,8 @@
           <w:szCs w:val="24"/>
           <w:lang w:val="en-US"/>
         </w:rPr>
-        <w:t>visualizationData</w:t>
-      </w:r>
-      <w:proofErr w:type="spellEnd"/>
+        <w:t>financeTips</w:t>
+      </w:r>
       <w:r>
         <w:rPr>
           <w:sz w:val="24"/>
@@ -1030,7 +1028,6 @@
         </w:rPr>
         <w:t>(</w:t>
       </w:r>
-      <w:proofErr w:type="spellStart"/>
       <w:proofErr w:type="gramEnd"/>
       <w:r>
         <w:rPr>
@@ -1039,9 +1036,8 @@
           <w:u w:val="single"/>
           <w:lang w:val="en-US"/>
         </w:rPr>
-        <w:t>visualizationId</w:t>
-      </w:r>
-      <w:proofErr w:type="spellEnd"/>
+        <w:t>id</w:t>
+      </w:r>
       <w:r>
         <w:rPr>
           <w:sz w:val="24"/>
@@ -1057,7 +1053,7 @@
           <w:szCs w:val="24"/>
           <w:lang w:val="en-US"/>
         </w:rPr>
-        <w:t>userId</w:t>
+        <w:t>tipData</w:t>
       </w:r>
       <w:proofErr w:type="spellEnd"/>
       <w:r>
@@ -1066,17 +1062,8 @@
           <w:szCs w:val="24"/>
           <w:lang w:val="en-US"/>
         </w:rPr>
-        <w:t>(customers), data)</w:t>
-      </w:r>
-    </w:p>
-    <w:p>
-      <w:pPr>
-        <w:rPr>
-          <w:sz w:val="24"/>
-          <w:szCs w:val="24"/>
-          <w:lang w:val="en-US"/>
-        </w:rPr>
-      </w:pPr>
+        <w:t>)</w:t>
+      </w:r>
     </w:p>
     <w:p>
       <w:pPr>
@@ -1461,14 +1448,15 @@
           <w:szCs w:val="24"/>
           <w:rtl/>
         </w:rPr>
-        <w:t>כפתורים: 3498</w:t>
-      </w:r>
-      <w:r>
-        <w:rPr>
-          <w:sz w:val="24"/>
-          <w:szCs w:val="24"/>
-        </w:rPr>
-        <w:t>DB</w:t>
+        <w:t xml:space="preserve">כפתורים: </w:t>
+      </w:r>
+      <w:r>
+        <w:rPr>
+          <w:sz w:val="24"/>
+          <w:szCs w:val="24"/>
+          <w:lang w:val="en-US"/>
+        </w:rPr>
+        <w:t>3498DBFF</w:t>
       </w:r>
       <w:r>
         <w:rPr>
@@ -1741,6 +1729,7 @@
           <w:szCs w:val="24"/>
           <w:rtl/>
         </w:rPr>
+        <w:lastRenderedPageBreak/>
         <w:t>- דימויים גרפיים:</w:t>
       </w:r>
     </w:p>
@@ -3338,27 +3327,28 @@
       </w:pPr>
       <w:r>
         <w:rPr>
-          <w:noProof/>
-          <w:sz w:val="24"/>
-          <w:szCs w:val="24"/>
+          <w:sz w:val="24"/>
+          <w:szCs w:val="24"/>
+          <w:rtl/>
         </w:rPr>
         <w:lastRenderedPageBreak/>
         <w:drawing>
-          <wp:inline distT="114300" distB="114300" distL="114300" distR="114300" wp14:anchorId="7D07D489" wp14:editId="3071848E">
-            <wp:extent cx="6046463" cy="4650352"/>
-            <wp:effectExtent l="0" t="0" r="0" b="0"/>
-            <wp:docPr id="3" name="image8.png"/>
-            <wp:cNvGraphicFramePr/>
+          <wp:inline distT="0" distB="0" distL="0" distR="0" wp14:anchorId="010AFC41" wp14:editId="00E651D9">
+            <wp:extent cx="5733415" cy="4404995"/>
+            <wp:effectExtent l="0" t="0" r="0" b="1905"/>
+            <wp:docPr id="533521398" name="Picture 1" descr="A screenshot of a computer screen&#10;&#10;Description automatically generated"/>
+            <wp:cNvGraphicFramePr>
+              <a:graphicFrameLocks xmlns:a="http://schemas.openxmlformats.org/drawingml/2006/main" noChangeAspect="1"/>
+            </wp:cNvGraphicFramePr>
             <a:graphic xmlns:a="http://schemas.openxmlformats.org/drawingml/2006/main">
               <a:graphicData uri="http://schemas.openxmlformats.org/drawingml/2006/picture">
                 <pic:pic xmlns:pic="http://schemas.openxmlformats.org/drawingml/2006/picture">
                   <pic:nvPicPr>
-                    <pic:cNvPr id="0" name="image8.png"/>
-                    <pic:cNvPicPr preferRelativeResize="0"/>
+                    <pic:cNvPr id="533521398" name="Picture 1" descr="A screenshot of a computer screen&#10;&#10;Description automatically generated"/>
+                    <pic:cNvPicPr/>
                   </pic:nvPicPr>
                   <pic:blipFill>
                     <a:blip r:embed="rId15"/>
-                    <a:srcRect/>
                     <a:stretch>
                       <a:fillRect/>
                     </a:stretch>
@@ -3366,12 +3356,11 @@
                   <pic:spPr>
                     <a:xfrm>
                       <a:off x="0" y="0"/>
-                      <a:ext cx="6046463" cy="4650352"/>
+                      <a:ext cx="5733415" cy="4404995"/>
                     </a:xfrm>
                     <a:prstGeom prst="rect">
                       <a:avLst/>
                     </a:prstGeom>
-                    <a:ln/>
                   </pic:spPr>
                 </pic:pic>
               </a:graphicData>
